--- a/applications/Hamza_Ouriour_Cover_Letter_GEAerospace_EnginesCoop_Lynn.docx
+++ b/applications/Hamza_Ouriour_Cover_Letter_GEAerospace_EnginesCoop_Lynn.docx
@@ -144,7 +144,7 @@
           <w:sz w:val="22"/>
           <w:szCs w:val="22"/>
         </w:rPr>
-        <w:t xml:space="preserve">In my Thermofluids Cycle Visualizer I modeled Rankine and Brayton cycles within 2% of reference efficiencies and automated the diagrams and parametric sweeps. At NASA Johnson Space Center I built and integrated hardware for the Lunar Terrain Vehicle Ground Test Unit and worked with a cross-functional team on setup and functional verification.</w:t>
+        <w:t xml:space="preserve">At NASA Johnson Space Center I built and integrated hardware for the Lunar Terrain Vehicle Ground Test Unit and worked with a cross-functional team on setup and functional verification.</w:t>
       </w:r>
     </w:p>
     <w:p>
